--- a/assets/downloads/simulation-20/presimulation-activity-2-head-injury-assessment.docx
+++ b/assets/downloads/simulation-20/presimulation-activity-2-head-injury-assessment.docx
@@ -13,39 +13,57 @@
       </w:pPr>
       <w:r>
         <w:rPr>
+          <w:rFonts w:ascii="Aptos" w:hAnsi="Aptos" w:eastAsia="Aptos" w:cs="Aptos"/>
           <w:color w:val="000000"/>
+          <w:sz w:val="40"/>
+          <w:szCs w:val="40"/>
         </w:rPr>
         <w:t/>
       </w:r>
       <w:proofErr w:type="spellStart"/>
       <w:r>
         <w:rPr>
+          <w:rFonts w:ascii="Aptos" w:hAnsi="Aptos" w:eastAsia="Aptos" w:cs="Aptos"/>
           <w:color w:val="000000"/>
+          <w:sz w:val="40"/>
+          <w:szCs w:val="40"/>
         </w:rPr>
         <w:t>Presimulation</w:t>
       </w:r>
       <w:proofErr w:type="spellEnd"/>
       <w:r>
         <w:rPr>
+          <w:rFonts w:ascii="Aptos" w:hAnsi="Aptos" w:eastAsia="Aptos" w:cs="Aptos"/>
           <w:color w:val="000000"/>
+          <w:sz w:val="40"/>
+          <w:szCs w:val="40"/>
         </w:rPr>
         <w:t xml:space="preserve"> Activity</w:t>
       </w:r>
       <w:r>
         <w:rPr>
+          <w:rFonts w:ascii="Aptos" w:hAnsi="Aptos" w:eastAsia="Aptos" w:cs="Aptos"/>
           <w:color w:val="000000"/>
+          <w:sz w:val="40"/>
+          <w:szCs w:val="40"/>
         </w:rPr>
         <w:t xml:space="preserve"> </w:t>
       </w:r>
       <w:r>
         <w:rPr>
+          <w:rFonts w:ascii="Aptos" w:hAnsi="Aptos" w:eastAsia="Aptos" w:cs="Aptos"/>
           <w:color w:val="000000"/>
+          <w:sz w:val="40"/>
+          <w:szCs w:val="40"/>
         </w:rPr>
         <w:t>2</w:t>
       </w:r>
       <w:r>
         <w:rPr>
+          <w:rFonts w:ascii="Aptos" w:hAnsi="Aptos" w:eastAsia="Aptos" w:cs="Aptos"/>
           <w:color w:val="000000"/>
+          <w:sz w:val="40"/>
+          <w:szCs w:val="40"/>
         </w:rPr>
         <w:t>: Head Injury Assessment</w:t>
       </w:r>
@@ -61,12 +79,14 @@
       </w:pPr>
       <w:r>
         <w:rPr>
+          <w:rFonts w:ascii="Aptos" w:hAnsi="Aptos" w:eastAsia="Aptos" w:cs="Aptos"/>
           <w:color w:val="000000"/>
         </w:rPr>
         <w:t xml:space="preserve">Practice and determine what you will do for an on-field head injury assessment and answer the </w:t>
       </w:r>
       <w:r>
         <w:rPr>
+          <w:rFonts w:ascii="Aptos" w:hAnsi="Aptos" w:eastAsia="Aptos" w:cs="Aptos"/>
           <w:color w:val="000000"/>
         </w:rPr>
         <w:lastRenderedPageBreak/>
@@ -87,6 +107,7 @@
       </w:pPr>
       <w:r>
         <w:rPr>
+          <w:rFonts w:ascii="Aptos" w:hAnsi="Aptos" w:eastAsia="Aptos" w:cs="Aptos"/>
           <w:color w:val="000000"/>
         </w:rPr>
         <w:t>What actions will you perform to assess for severity or type of head injury?</w:t>
@@ -106,6 +127,7 @@
       </w:pPr>
       <w:r>
         <w:rPr>
+          <w:rFonts w:ascii="Aptos" w:hAnsi="Aptos" w:eastAsia="Aptos" w:cs="Aptos"/>
           <w:color w:val="000000"/>
         </w:rPr>
         <w:t xml:space="preserve">What criteria will you use, or what determines whether the head injury is nothing, a concussion, or a more serious head injury? Do you have </w:t>
@@ -113,6 +135,7 @@
       <w:proofErr w:type="gramStart"/>
       <w:r>
         <w:rPr>
+          <w:rFonts w:ascii="Aptos" w:hAnsi="Aptos" w:eastAsia="Aptos" w:cs="Aptos"/>
           <w:color w:val="000000"/>
         </w:rPr>
         <w:t>defining</w:t>
@@ -120,6 +143,7 @@
       <w:proofErr w:type="gramEnd"/>
       <w:r>
         <w:rPr>
+          <w:rFonts w:ascii="Aptos" w:hAnsi="Aptos" w:eastAsia="Aptos" w:cs="Aptos"/>
           <w:color w:val="000000"/>
         </w:rPr>
         <w:t xml:space="preserve"> characteristics or criteria that differentiate these conditions?</w:t>
@@ -139,6 +163,7 @@
       </w:pPr>
       <w:r>
         <w:rPr>
+          <w:rFonts w:ascii="Aptos" w:hAnsi="Aptos" w:eastAsia="Aptos" w:cs="Aptos"/>
           <w:color w:val="000000"/>
         </w:rPr>
         <w:t>If you suspect a concussion, what will inform your decision to perform a sport concussion assessment tool (SCAT6) at that moment or not?</w:t>
@@ -158,6 +183,7 @@
       </w:pPr>
       <w:r>
         <w:rPr>
+          <w:rFonts w:ascii="Aptos" w:hAnsi="Aptos" w:eastAsia="Aptos" w:cs="Aptos"/>
           <w:color w:val="000000"/>
         </w:rPr>
         <w:t>How do you know if you should continue a SCAT6 or stop a SCAT6? What presentation, symptoms, or other factors would make you consider stopping?</w:t>
@@ -177,6 +203,7 @@
       </w:pPr>
       <w:r>
         <w:rPr>
+          <w:rFonts w:ascii="Aptos" w:hAnsi="Aptos" w:eastAsia="Aptos" w:cs="Aptos"/>
           <w:color w:val="000000"/>
         </w:rPr>
         <w:t>What other assessments could you perform to determine the presence or severity of a head injury?</w:t>
@@ -196,6 +223,7 @@
       </w:pPr>
       <w:r>
         <w:rPr>
+          <w:rFonts w:ascii="Aptos" w:hAnsi="Aptos" w:eastAsia="Aptos" w:cs="Aptos"/>
           <w:color w:val="000000"/>
         </w:rPr>
         <w:t xml:space="preserve">When and how do you plan to </w:t>
@@ -203,6 +231,7 @@
       <w:proofErr w:type="gramStart"/>
       <w:r>
         <w:rPr>
+          <w:rFonts w:ascii="Aptos" w:hAnsi="Aptos" w:eastAsia="Aptos" w:cs="Aptos"/>
           <w:color w:val="000000"/>
         </w:rPr>
         <w:t>evaluate for</w:t>
@@ -210,6 +239,7 @@
       <w:proofErr w:type="gramEnd"/>
       <w:r>
         <w:rPr>
+          <w:rFonts w:ascii="Aptos" w:hAnsi="Aptos" w:eastAsia="Aptos" w:cs="Aptos"/>
           <w:color w:val="000000"/>
         </w:rPr>
         <w:t xml:space="preserve"> a spinal or neck injury?</w:t>
@@ -230,19 +260,29 @@
 <w:ftr xmlns:m="http://schemas.openxmlformats.org/officeDocument/2006/math" xmlns:mc="http://schemas.openxmlformats.org/markup-compatibility/2006" xmlns:mo="http://schemas.microsoft.com/office/mac/office/2008/main" xmlns:mv="urn:schemas-microsoft-com:mac:vml" xmlns:o="urn:schemas-microsoft-com:office:office" xmlns:r="http://schemas.openxmlformats.org/officeDocument/2006/relationships" xmlns:v="urn:schemas-microsoft-com:vml" xmlns:w10="urn:schemas-microsoft-com:office:word" xmlns:w14="http://schemas.microsoft.com/office/word/2010/wordml" xmlns:w="http://schemas.openxmlformats.org/wordprocessingml/2006/main" xmlns:wne="http://schemas.microsoft.com/office/word/2006/wordml" xmlns:wp14="http://schemas.microsoft.com/office/word/2010/wordprocessingDrawing" xmlns:wp="http://schemas.openxmlformats.org/drawingml/2006/wordprocessingDrawing" xmlns:wpc="http://schemas.microsoft.com/office/word/2010/wordprocessingCanvas" xmlns:wpg="http://schemas.microsoft.com/office/word/2010/wordprocessingGroup" xmlns:wpi="http://schemas.microsoft.com/office/word/2010/wordprocessingInk" xmlns:wps="http://schemas.microsoft.com/office/word/2010/wordprocessingShape" mc:Ignorable="w14 wp14">
   <w:p>
     <w:pPr>
-      <w:pStyle w:val="Footer"/>
+      <w:spacing w:line="240" w:lineRule="auto" w:before="0" w:after="0"/>
       <w:jc w:val="left"/>
     </w:pPr>
     <w:r>
+      <w:rPr>
+        <w:rFonts w:ascii="Aptos" w:hAnsi="Aptos"/>
+        <w:sz w:val="18"/>
+      </w:rPr>
       <w:t xml:space="preserve">From J.M. Larson and H.L. Stedge, </w:t>
     </w:r>
     <w:r>
       <w:rPr>
+        <w:rFonts w:ascii="Aptos" w:hAnsi="Aptos"/>
         <w:i/>
+        <w:sz w:val="18"/>
       </w:rPr>
       <w:t>Clinical Simulations for the Athletic Trainer HKPropel Access</w:t>
     </w:r>
     <w:r>
+      <w:rPr>
+        <w:rFonts w:ascii="Aptos" w:hAnsi="Aptos"/>
+        <w:sz w:val="18"/>
+      </w:rPr>
       <w:t xml:space="preserve"> (Human Kinetics, 2027).</w:t>
     </w:r>
   </w:p>
@@ -3079,7 +3119,7 @@
     <w:name w:val="Normal"/>
     <w:qFormat/>
     <w:rPr>
-      <w:rFonts w:ascii="Times New Roman" w:eastAsia="Times New Roman" w:hAnsi="Times New Roman" w:cs="Times New Roman"/>
+      <w:rFonts w:ascii="Aptos" w:eastAsia="Aptos" w:hAnsi="Aptos" w:cs="Aptos"/>
     </w:rPr>
   </w:style>
   <w:style w:type="character" w:default="1" w:styleId="DefaultParagraphFont">
@@ -3308,7 +3348,7 @@
     </a:clrScheme>
     <a:fontScheme name="Office">
       <a:majorFont>
-        <a:latin typeface="Cambria"/>
+        <a:latin typeface="Aptos Display"/>
         <a:ea typeface=""/>
         <a:cs typeface=""/>
         <a:font script="Jpan" typeface="ＭＳ ゴシック"/>
@@ -3342,7 +3382,7 @@
         <a:font script="Uigh" typeface="Microsoft Uighur"/>
       </a:majorFont>
       <a:minorFont>
-        <a:latin typeface="Calibri"/>
+        <a:latin typeface="Aptos"/>
         <a:ea typeface=""/>
         <a:cs typeface=""/>
         <a:font script="Jpan" typeface="ＭＳ 明朝"/>
